--- a/templates/rapport_mensuel_DD.docx
+++ b/templates/rapport_mensuel_DD.docx
@@ -8948,26 +8948,9 @@
       </w:tr>
       <w:tr>
         <w:tc>
-          <w:tcPr>
-            <w:gridSpan w:val="5"/>
-            <w:shd w:fill="E8E8E8" w:val="clear"/>
-          </w:tcPr>
-          <w:p>
-            <w:r>
-              <w:rPr>
-                <w:b/>
-                <w:bCs/>
-              </w:rPr>
-              <w:t xml:space="preserve">{#T32}{ARR_NOM}</w:t>
-            </w:r>
-          </w:p>
-        </w:tc>
-      </w:tr>
-      <w:tr>
-        <w:tc>
-          <w:p>
-            <w:r>
-              <w:t xml:space="preserve">{#items}{maladie}</w:t>
+          <w:p>
+            <w:r>
+              <w:t xml:space="preserve">{#T32}{maladie}</w:t>
             </w:r>
           </w:p>
         </w:tc>
@@ -8995,64 +8978,7 @@
         <w:tc>
           <w:p>
             <w:r>
-              <w:t xml:space="preserve">{localites}{/items}</w:t>
-            </w:r>
-          </w:p>
-        </w:tc>
-      </w:tr>
-      <w:tr>
-        <w:tc>
-          <w:p>
-            <w:r>
-              <w:rPr>
-                <w:b/>
-                <w:bCs/>
-              </w:rPr>
-              <w:t xml:space="preserve">Sous-total {ARR_NOM}</w:t>
-            </w:r>
-          </w:p>
-        </w:tc>
-        <w:tc>
-          <w:p>
-            <w:r>
-              <w:rPr>
-                <w:b/>
-                <w:bCs/>
-              </w:rPr>
-              <w:t xml:space="preserve"/>
-            </w:r>
-          </w:p>
-        </w:tc>
-        <w:tc>
-          <w:p>
-            <w:r>
-              <w:rPr>
-                <w:b/>
-                <w:bCs/>
-              </w:rPr>
-              <w:t xml:space="preserve"/>
-            </w:r>
-          </w:p>
-        </w:tc>
-        <w:tc>
-          <w:p>
-            <w:r>
-              <w:rPr>
-                <w:b/>
-                <w:bCs/>
-              </w:rPr>
-              <w:t xml:space="preserve">{effectifVaccine_SOUSTOTAL}</w:t>
-            </w:r>
-          </w:p>
-        </w:tc>
-        <w:tc>
-          <w:p>
-            <w:r>
-              <w:rPr>
-                <w:b/>
-                <w:bCs/>
-              </w:rPr>
-              <w:t xml:space="preserve">{/T32}</w:t>
+              <w:t xml:space="preserve">{localites}{/T32}</w:t>
             </w:r>
           </w:p>
         </w:tc>
@@ -12033,26 +11959,9 @@
       </w:tr>
       <w:tr>
         <w:tc>
-          <w:tcPr>
-            <w:gridSpan w:val="3"/>
-            <w:shd w:fill="E8E8E8" w:val="clear"/>
-          </w:tcPr>
-          <w:p>
-            <w:r>
-              <w:rPr>
-                <w:b/>
-                <w:bCs/>
-              </w:rPr>
-              <w:t xml:space="preserve">{#T41}{ARR_NOM}</w:t>
-            </w:r>
-          </w:p>
-        </w:tc>
-      </w:tr>
-      <w:tr>
-        <w:tc>
-          <w:p>
-            <w:r>
-              <w:t xml:space="preserve">{#items}{espece}</w:t>
+          <w:p>
+            <w:r>
+              <w:t xml:space="preserve">{#T41}{espece}</w:t>
             </w:r>
           </w:p>
         </w:tc>
@@ -12066,42 +11975,7 @@
         <w:tc>
           <w:p>
             <w:r>
-              <w:t xml:space="preserve">{effectif}{/items}</w:t>
-            </w:r>
-          </w:p>
-        </w:tc>
-      </w:tr>
-      <w:tr>
-        <w:tc>
-          <w:p>
-            <w:r>
-              <w:rPr>
-                <w:b/>
-                <w:bCs/>
-              </w:rPr>
-              <w:t xml:space="preserve">Sous-total {ARR_NOM}</w:t>
-            </w:r>
-          </w:p>
-        </w:tc>
-        <w:tc>
-          <w:p>
-            <w:r>
-              <w:rPr>
-                <w:b/>
-                <w:bCs/>
-              </w:rPr>
-              <w:t xml:space="preserve"/>
-            </w:r>
-          </w:p>
-        </w:tc>
-        <w:tc>
-          <w:p>
-            <w:r>
-              <w:rPr>
-                <w:b/>
-                <w:bCs/>
-              </w:rPr>
-              <w:t xml:space="preserve">{effectif_SOUSTOTAL}{/T41}</w:t>
+              <w:t xml:space="preserve">{effectif}{/T41}</w:t>
             </w:r>
           </w:p>
         </w:tc>
@@ -12231,26 +12105,9 @@
       </w:tr>
       <w:tr>
         <w:tc>
-          <w:tcPr>
-            <w:gridSpan w:val="3"/>
-            <w:shd w:fill="E8E8E8" w:val="clear"/>
-          </w:tcPr>
-          <w:p>
-            <w:r>
-              <w:rPr>
-                <w:b/>
-                <w:bCs/>
-              </w:rPr>
-              <w:t xml:space="preserve">{#T42}{ARR_NOM}</w:t>
-            </w:r>
-          </w:p>
-        </w:tc>
-      </w:tr>
-      <w:tr>
-        <w:tc>
-          <w:p>
-            <w:r>
-              <w:t xml:space="preserve">{#items}{espece}</w:t>
+          <w:p>
+            <w:r>
+              <w:t xml:space="preserve">{#T42}{espece}</w:t>
             </w:r>
           </w:p>
         </w:tc>
@@ -12264,42 +12121,7 @@
         <w:tc>
           <w:p>
             <w:r>
-              <w:t xml:space="preserve">{effectif}{/items}</w:t>
-            </w:r>
-          </w:p>
-        </w:tc>
-      </w:tr>
-      <w:tr>
-        <w:tc>
-          <w:p>
-            <w:r>
-              <w:rPr>
-                <w:b/>
-                <w:bCs/>
-              </w:rPr>
-              <w:t xml:space="preserve">Sous-total {ARR_NOM}</w:t>
-            </w:r>
-          </w:p>
-        </w:tc>
-        <w:tc>
-          <w:p>
-            <w:r>
-              <w:rPr>
-                <w:b/>
-                <w:bCs/>
-              </w:rPr>
-              <w:t xml:space="preserve"/>
-            </w:r>
-          </w:p>
-        </w:tc>
-        <w:tc>
-          <w:p>
-            <w:r>
-              <w:rPr>
-                <w:b/>
-                <w:bCs/>
-              </w:rPr>
-              <w:t xml:space="preserve">{effectif_SOUSTOTAL}{/T42}</w:t>
+              <w:t xml:space="preserve">{effectif}{/T42}</w:t>
             </w:r>
           </w:p>
         </w:tc>
@@ -12441,26 +12263,9 @@
       </w:tr>
       <w:tr>
         <w:tc>
-          <w:tcPr>
-            <w:gridSpan w:val="4"/>
-            <w:shd w:fill="E8E8E8" w:val="clear"/>
-          </w:tcPr>
-          <w:p>
-            <w:r>
-              <w:rPr>
-                <w:b/>
-                <w:bCs/>
-              </w:rPr>
-              <w:t xml:space="preserve">{#T43}{ARR_NOM}</w:t>
-            </w:r>
-          </w:p>
-        </w:tc>
-      </w:tr>
-      <w:tr>
-        <w:tc>
-          <w:p>
-            <w:r>
-              <w:t xml:space="preserve">{#items}{espece}</w:t>
+          <w:p>
+            <w:r>
+              <w:t xml:space="preserve">{#T43}{espece}</w:t>
             </w:r>
           </w:p>
         </w:tc>
@@ -12481,53 +12286,7 @@
         <w:tc>
           <w:p>
             <w:r>
-              <w:t xml:space="preserve">{effectif}{/items}</w:t>
-            </w:r>
-          </w:p>
-        </w:tc>
-      </w:tr>
-      <w:tr>
-        <w:tc>
-          <w:p>
-            <w:r>
-              <w:rPr>
-                <w:b/>
-                <w:bCs/>
-              </w:rPr>
-              <w:t xml:space="preserve">Sous-total {ARR_NOM}</w:t>
-            </w:r>
-          </w:p>
-        </w:tc>
-        <w:tc>
-          <w:p>
-            <w:r>
-              <w:rPr>
-                <w:b/>
-                <w:bCs/>
-              </w:rPr>
-              <w:t xml:space="preserve"/>
-            </w:r>
-          </w:p>
-        </w:tc>
-        <w:tc>
-          <w:p>
-            <w:r>
-              <w:rPr>
-                <w:b/>
-                <w:bCs/>
-              </w:rPr>
-              <w:t xml:space="preserve"/>
-            </w:r>
-          </w:p>
-        </w:tc>
-        <w:tc>
-          <w:p>
-            <w:r>
-              <w:rPr>
-                <w:b/>
-                <w:bCs/>
-              </w:rPr>
-              <w:t xml:space="preserve">{effectif_SOUSTOTAL}{/T43}</w:t>
+              <w:t xml:space="preserve">{effectif}{/T43}</w:t>
             </w:r>
           </w:p>
         </w:tc>
@@ -12699,26 +12458,9 @@
       </w:tr>
       <w:tr>
         <w:tc>
-          <w:tcPr>
-            <w:gridSpan w:val="5"/>
-            <w:shd w:fill="E8E8E8" w:val="clear"/>
-          </w:tcPr>
-          <w:p>
-            <w:r>
-              <w:rPr>
-                <w:b/>
-                <w:bCs/>
-              </w:rPr>
-              <w:t xml:space="preserve">{#T44}{ARR_NOM}</w:t>
-            </w:r>
-          </w:p>
-        </w:tc>
-      </w:tr>
-      <w:tr>
-        <w:tc>
-          <w:p>
-            <w:r>
-              <w:t xml:space="preserve">{#items}{especeOuProduit}</w:t>
+          <w:p>
+            <w:r>
+              <w:t xml:space="preserve">{#T44}{especeOuProduit}</w:t>
             </w:r>
           </w:p>
         </w:tc>
@@ -12746,64 +12488,7 @@
         <w:tc>
           <w:p>
             <w:r>
-              <w:t xml:space="preserve">{effectif}{/items}</w:t>
-            </w:r>
-          </w:p>
-        </w:tc>
-      </w:tr>
-      <w:tr>
-        <w:tc>
-          <w:p>
-            <w:r>
-              <w:rPr>
-                <w:b/>
-                <w:bCs/>
-              </w:rPr>
-              <w:t xml:space="preserve">Sous-total {ARR_NOM}</w:t>
-            </w:r>
-          </w:p>
-        </w:tc>
-        <w:tc>
-          <w:p>
-            <w:r>
-              <w:rPr>
-                <w:b/>
-                <w:bCs/>
-              </w:rPr>
-              <w:t xml:space="preserve"/>
-            </w:r>
-          </w:p>
-        </w:tc>
-        <w:tc>
-          <w:p>
-            <w:r>
-              <w:rPr>
-                <w:b/>
-                <w:bCs/>
-              </w:rPr>
-              <w:t xml:space="preserve"/>
-            </w:r>
-          </w:p>
-        </w:tc>
-        <w:tc>
-          <w:p>
-            <w:r>
-              <w:rPr>
-                <w:b/>
-                <w:bCs/>
-              </w:rPr>
-              <w:t xml:space="preserve"/>
-            </w:r>
-          </w:p>
-        </w:tc>
-        <w:tc>
-          <w:p>
-            <w:r>
-              <w:rPr>
-                <w:b/>
-                <w:bCs/>
-              </w:rPr>
-              <w:t xml:space="preserve">{effectif_SOUSTOTAL}{/T44}</w:t>
+              <w:t xml:space="preserve">{effectif}{/T44}</w:t>
             </w:r>
           </w:p>
         </w:tc>
@@ -17065,78 +16750,6 @@
         </w:tc>
       </w:tr>
     </w:tbl>
-    <w:p/>
-    <w:p>
-      <w:pPr>
-        <w:pStyle w:val="Heading2"/>
-      </w:pPr>
-      <w:r>
-        <w:rPr>
-          <w:b/>
-          <w:bCs/>
-        </w:rPr>
-        <w:t xml:space="preserve">SYNTHÈSES D'ANALYSE DES SECTIONS</w:t>
-      </w:r>
-    </w:p>
-    <w:p>
-      <w:r>
-        <w:rPr>
-          <w:b/>
-          <w:bCs/>
-        </w:rPr>
-        <w:t xml:space="preserve">BAC</w:t>
-      </w:r>
-    </w:p>
-    <w:p>
-      <w:r>
-        <w:t xml:space="preserve">{ANALYSE_BAC}</w:t>
-      </w:r>
-    </w:p>
-    <w:p/>
-    <w:p>
-      <w:r>
-        <w:rPr>
-          <w:b/>
-          <w:bCs/>
-        </w:rPr>
-        <w:t xml:space="preserve">PSA</w:t>
-      </w:r>
-    </w:p>
-    <w:p>
-      <w:r>
-        <w:t xml:space="preserve">{ANALYSE_PSA}</w:t>
-      </w:r>
-    </w:p>
-    <w:p/>
-    <w:p>
-      <w:r>
-        <w:rPr>
-          <w:b/>
-          <w:bCs/>
-        </w:rPr>
-        <w:t xml:space="preserve">SSV</w:t>
-      </w:r>
-    </w:p>
-    <w:p>
-      <w:r>
-        <w:t xml:space="preserve">{ANALYSE_SSV}</w:t>
-      </w:r>
-    </w:p>
-    <w:p/>
-    <w:p>
-      <w:r>
-        <w:rPr>
-          <w:b/>
-          <w:bCs/>
-        </w:rPr>
-        <w:t xml:space="preserve">SPAIH</w:t>
-      </w:r>
-    </w:p>
-    <w:p>
-      <w:r>
-        <w:t xml:space="preserve">{ANALYSE_SPAIH}</w:t>
-      </w:r>
-    </w:p>
     <w:p/>
     <w:p/>
     <w:p>
